--- a/Hermes/HERMES_SETUP.docx
+++ b/Hermes/HERMES_SETUP.docx
@@ -2109,7 +2109,7 @@
           <w:i/>
           <w:color w:val="555555"/>
         </w:rPr>
-        <w:t>Empfehlung für dich:</w:t>
+        <w:t>Empfehlung für dich (Stand 15.6.2026):</w:t>
       </w:r>
       <w:r>
         <w:rPr>
@@ -2124,14 +2124,29 @@
           <w:i/>
           <w:color w:val="555555"/>
         </w:rPr>
-        <w:t>Anthropic/Opus 4.8</w:t>
+        <w:t>ChatGPT/Codex-OAuth (GPT-5.5)</w:t>
       </w:r>
       <w:r>
         <w:rPr>
           <w:i/>
           <w:color w:val="555555"/>
         </w:rPr>
-        <w:t xml:space="preserve"> starten (du nutzt Claude bereits); Nous Portal als Option, falls du die gebündelten Content-Tools willst.</w:t>
+        <w:t xml:space="preserve"> starten — glatter OAuth-Pfad, ChatGPT-Plus-Abo vorhanden; Anthropic-OAuth ist (noch) die raue Ecke (siehe Warnblock). </w:t>
+      </w:r>
+      <w:r>
+        <w:rPr>
+          <w:b/>
+          <w:i/>
+          <w:color w:val="555555"/>
+        </w:rPr>
+        <w:t>Opus 4.8 später als zweites Profil (Orchestrator/„Gehirn")</w:t>
+      </w:r>
+      <w:r>
+        <w:rPr>
+          <w:i/>
+          <w:color w:val="555555"/>
+        </w:rPr>
+        <w:t>, sobald der Agent-SDK-Credit geclaimt + verifiziert ist — ein low-volume-Orchestrator passt gut in die $100/Mo-Deckelung (Max 5x). Nous Portal als Option für gebündelte Content-Tools.</w:t>
       </w:r>
     </w:p>
     <w:p>
